--- a/wdd330-skill-development.docx
+++ b/wdd330-skill-development.docx
@@ -102,14 +102,16 @@
         </w:rPr>
         <w:t xml:space="preserve">: </w:t>
       </w:r>
-      <w:r>
-        <w:rPr>
-          <w:sz w:val="28"/>
-          <w:szCs w:val="28"/>
-          <w:highlight w:val="yellow"/>
-        </w:rPr>
-        <w:t>[Insert your video link here]</w:t>
-      </w:r>
+      <w:hyperlink r:id="rId8" w:history="1">
+        <w:r>
+          <w:rPr>
+            <w:rStyle w:val="Hyperlink"/>
+            <w:sz w:val="28"/>
+            <w:szCs w:val="28"/>
+          </w:rPr>
+          <w:t>https://youtu.be/E65rIVmLcyA</w:t>
+        </w:r>
+      </w:hyperlink>
     </w:p>
     <w:p>
       <w:pPr>
@@ -144,30 +146,16 @@
         </w:rPr>
         <w:t xml:space="preserve">: </w:t>
       </w:r>
-      <w:r>
-        <w:rPr>
-          <w:sz w:val="28"/>
-          <w:szCs w:val="28"/>
-          <w:highlight w:val="yellow"/>
-        </w:rPr>
-        <w:t xml:space="preserve">[Insert your </w:t>
-      </w:r>
-      <w:r>
-        <w:rPr>
-          <w:sz w:val="28"/>
-          <w:szCs w:val="28"/>
-          <w:highlight w:val="yellow"/>
-        </w:rPr>
-        <w:t>link</w:t>
-      </w:r>
-      <w:r>
-        <w:rPr>
-          <w:sz w:val="28"/>
-          <w:szCs w:val="28"/>
-          <w:highlight w:val="yellow"/>
-        </w:rPr>
-        <w:t xml:space="preserve"> here]</w:t>
-      </w:r>
+      <w:hyperlink r:id="rId9" w:history="1">
+        <w:r>
+          <w:rPr>
+            <w:rStyle w:val="Hyperlink"/>
+            <w:sz w:val="28"/>
+            <w:szCs w:val="28"/>
+          </w:rPr>
+          <w:t>WDD330 Final Project | Productivity Dashboard</w:t>
+        </w:r>
+      </w:hyperlink>
     </w:p>
     <w:p>
       <w:pPr>
@@ -193,14 +181,16 @@
         </w:rPr>
         <w:t xml:space="preserve">: </w:t>
       </w:r>
-      <w:r>
-        <w:rPr>
-          <w:sz w:val="28"/>
-          <w:szCs w:val="28"/>
-          <w:highlight w:val="yellow"/>
-        </w:rPr>
-        <w:t>[Insert your URL here]</w:t>
-      </w:r>
+      <w:hyperlink r:id="rId10" w:history="1">
+        <w:r>
+          <w:rPr>
+            <w:rStyle w:val="Hyperlink"/>
+            <w:sz w:val="28"/>
+            <w:szCs w:val="28"/>
+          </w:rPr>
+          <w:t>sterlingwebsite/WDD330FinalProject</w:t>
+        </w:r>
+      </w:hyperlink>
     </w:p>
     <w:p>
       <w:pPr>
@@ -226,14 +216,16 @@
         </w:rPr>
         <w:t xml:space="preserve">: </w:t>
       </w:r>
-      <w:r>
-        <w:rPr>
-          <w:sz w:val="28"/>
-          <w:szCs w:val="28"/>
-          <w:highlight w:val="yellow"/>
-        </w:rPr>
-        <w:t>[Insert your URL here]</w:t>
-      </w:r>
+      <w:hyperlink r:id="rId11" w:history="1">
+        <w:r>
+          <w:rPr>
+            <w:rStyle w:val="Hyperlink"/>
+            <w:sz w:val="28"/>
+            <w:szCs w:val="28"/>
+          </w:rPr>
+          <w:t>WDD330 Final Project | Trello</w:t>
+        </w:r>
+      </w:hyperlink>
     </w:p>
     <w:p>
       <w:pPr>
@@ -1634,8 +1626,8 @@
       </w:tblPr>
       <w:tblGrid>
         <w:gridCol w:w="1167"/>
-        <w:gridCol w:w="3557"/>
-        <w:gridCol w:w="4001"/>
+        <w:gridCol w:w="3558"/>
+        <w:gridCol w:w="4000"/>
       </w:tblGrid>
       <w:tr>
         <w:trPr>
@@ -1780,6 +1772,9 @@
             <w:pPr>
               <w:pStyle w:val="NoSpacing"/>
             </w:pPr>
+            <w:r>
+              <w:t>Validating screen data and user input</w:t>
+            </w:r>
           </w:p>
         </w:tc>
         <w:tc>
@@ -1791,6 +1786,9 @@
             <w:pPr>
               <w:pStyle w:val="NoSpacing"/>
             </w:pPr>
+            <w:r>
+              <w:t>My deadline program checks the input before starting my countdown</w:t>
+            </w:r>
           </w:p>
         </w:tc>
       </w:tr>
@@ -1819,6 +1817,9 @@
             <w:pPr>
               <w:pStyle w:val="NoSpacing"/>
             </w:pPr>
+            <w:r>
+              <w:t>Looping through JSON for UI components</w:t>
+            </w:r>
           </w:p>
         </w:tc>
         <w:tc>
@@ -1830,6 +1831,9 @@
             <w:pPr>
               <w:pStyle w:val="NoSpacing"/>
             </w:pPr>
+            <w:r>
+              <w:t>Render habits, checklist items, theme, accent color, background category</w:t>
+            </w:r>
           </w:p>
         </w:tc>
       </w:tr>
@@ -1858,6 +1862,9 @@
             <w:pPr>
               <w:pStyle w:val="NoSpacing"/>
             </w:pPr>
+            <w:r>
+              <w:t>Creating/using multiple events</w:t>
+            </w:r>
           </w:p>
         </w:tc>
         <w:tc>
@@ -1869,6 +1876,9 @@
             <w:pPr>
               <w:pStyle w:val="NoSpacing"/>
             </w:pPr>
+            <w:r>
+              <w:t>Click events, change event settings, button for deadline, interval events for clock</w:t>
+            </w:r>
           </w:p>
         </w:tc>
       </w:tr>
@@ -1900,6 +1910,9 @@
             <w:pPr>
               <w:pStyle w:val="NoSpacing"/>
             </w:pPr>
+            <w:r>
+              <w:t>Unsplash api background image</w:t>
+            </w:r>
           </w:p>
         </w:tc>
         <w:tc>
@@ -1911,6 +1924,9 @@
             <w:pPr>
               <w:pStyle w:val="NoSpacing"/>
             </w:pPr>
+            <w:r>
+              <w:t>Fetches a random (categorized) background image</w:t>
+            </w:r>
           </w:p>
         </w:tc>
       </w:tr>
@@ -1939,6 +1955,9 @@
             <w:pPr>
               <w:pStyle w:val="NoSpacing"/>
             </w:pPr>
+            <w:r>
+              <w:t>worldTime api</w:t>
+            </w:r>
           </w:p>
         </w:tc>
         <w:tc>
@@ -1950,6 +1969,9 @@
             <w:pPr>
               <w:pStyle w:val="NoSpacing"/>
             </w:pPr>
+            <w:r>
+              <w:t>Retrieves current time based on time zone, day of week, utc offset, datetime string</w:t>
+            </w:r>
           </w:p>
         </w:tc>
       </w:tr>
@@ -1978,6 +2000,9 @@
             <w:pPr>
               <w:pStyle w:val="NoSpacing"/>
             </w:pPr>
+            <w:r>
+              <w:t>Quotes.mjs</w:t>
+            </w:r>
           </w:p>
         </w:tc>
         <w:tc>
@@ -1989,6 +2014,9 @@
             <w:pPr>
               <w:pStyle w:val="NoSpacing"/>
             </w:pPr>
+            <w:r>
+              <w:t>Retrieves random quote per day from a list of hundreds saved in quotes.json</w:t>
+            </w:r>
           </w:p>
         </w:tc>
       </w:tr>
@@ -2020,6 +2048,9 @@
             <w:pPr>
               <w:pStyle w:val="NoSpacing"/>
             </w:pPr>
+            <w:r>
+              <w:t>Local JSON for UI components</w:t>
+            </w:r>
           </w:p>
         </w:tc>
         <w:tc>
@@ -2031,6 +2062,9 @@
             <w:pPr>
               <w:pStyle w:val="NoSpacing"/>
             </w:pPr>
+            <w:r>
+              <w:t>Checklist, habits, settings</w:t>
+            </w:r>
           </w:p>
         </w:tc>
       </w:tr>
@@ -2059,6 +2093,9 @@
             <w:pPr>
               <w:pStyle w:val="NoSpacing"/>
             </w:pPr>
+            <w:r>
+              <w:t>External API Json</w:t>
+            </w:r>
           </w:p>
         </w:tc>
         <w:tc>
@@ -2070,6 +2107,9 @@
             <w:pPr>
               <w:pStyle w:val="NoSpacing"/>
             </w:pPr>
+            <w:r>
+              <w:t>Unsplash, worldTime, quotes.mjs</w:t>
+            </w:r>
           </w:p>
         </w:tc>
       </w:tr>
@@ -2098,6 +2138,9 @@
             <w:pPr>
               <w:pStyle w:val="NoSpacing"/>
             </w:pPr>
+            <w:r>
+              <w:t>JSON to DOM rendering</w:t>
+            </w:r>
           </w:p>
         </w:tc>
         <w:tc>
@@ -2109,6 +2152,9 @@
             <w:pPr>
               <w:pStyle w:val="NoSpacing"/>
             </w:pPr>
+            <w:r>
+              <w:t>Pattern of fetch/load json, parse, loop, create DOM elements, apply classes/styles, update UI, send to localStorage</w:t>
+            </w:r>
           </w:p>
         </w:tc>
       </w:tr>
@@ -2140,6 +2186,9 @@
             <w:pPr>
               <w:pStyle w:val="NoSpacing"/>
             </w:pPr>
+            <w:r>
+              <w:t>Hover transitions</w:t>
+            </w:r>
           </w:p>
         </w:tc>
         <w:tc>
@@ -2151,6 +2200,9 @@
             <w:pPr>
               <w:pStyle w:val="NoSpacing"/>
             </w:pPr>
+            <w:r>
+              <w:t>Color fades, scaling effects, backround color changes</w:t>
+            </w:r>
           </w:p>
         </w:tc>
       </w:tr>
@@ -2179,6 +2231,9 @@
             <w:pPr>
               <w:pStyle w:val="NoSpacing"/>
             </w:pPr>
+            <w:r>
+              <w:t>Transform</w:t>
+            </w:r>
           </w:p>
         </w:tc>
         <w:tc>
@@ -2190,6 +2245,9 @@
             <w:pPr>
               <w:pStyle w:val="NoSpacing"/>
             </w:pPr>
+            <w:r>
+              <w:t>Buttons slightly scale up</w:t>
+            </w:r>
           </w:p>
         </w:tc>
       </w:tr>
@@ -2218,6 +2276,9 @@
             <w:pPr>
               <w:pStyle w:val="NoSpacing"/>
             </w:pPr>
+            <w:r>
+              <w:t>Input styling</w:t>
+            </w:r>
           </w:p>
         </w:tc>
         <w:tc>
@@ -2229,6 +2290,9 @@
             <w:pPr>
               <w:pStyle w:val="NoSpacing"/>
             </w:pPr>
+            <w:r>
+              <w:t>Enlarge on focus, change border/accent color</w:t>
+            </w:r>
           </w:p>
         </w:tc>
       </w:tr>
@@ -2260,6 +2324,9 @@
             <w:pPr>
               <w:pStyle w:val="NoSpacing"/>
             </w:pPr>
+            <w:r>
+              <w:t>Click events</w:t>
+            </w:r>
           </w:p>
         </w:tc>
         <w:tc>
@@ -2271,6 +2338,9 @@
             <w:pPr>
               <w:pStyle w:val="NoSpacing"/>
             </w:pPr>
+            <w:r>
+              <w:t>Set deadline, habit items, checklist items, theme toggles, background category</w:t>
+            </w:r>
           </w:p>
         </w:tc>
       </w:tr>
@@ -2299,6 +2369,9 @@
             <w:pPr>
               <w:pStyle w:val="NoSpacing"/>
             </w:pPr>
+            <w:r>
+              <w:t>Focus/blur events</w:t>
+            </w:r>
           </w:p>
         </w:tc>
         <w:tc>
@@ -2310,6 +2383,9 @@
             <w:pPr>
               <w:pStyle w:val="NoSpacing"/>
             </w:pPr>
+            <w:r>
+              <w:t>Inputs enlarge slightly on focus, borders/accent colors transition smoothly, shrink on blur</w:t>
+            </w:r>
           </w:p>
         </w:tc>
       </w:tr>
@@ -2338,6 +2414,9 @@
             <w:pPr>
               <w:pStyle w:val="NoSpacing"/>
             </w:pPr>
+            <w:r>
+              <w:t>Change events for settings</w:t>
+            </w:r>
           </w:p>
         </w:tc>
         <w:tc>
@@ -2349,6 +2428,9 @@
             <w:pPr>
               <w:pStyle w:val="NoSpacing"/>
             </w:pPr>
+            <w:r>
+              <w:t>Changing the accent color updates UI, background category changes background image, changing light/dark mode theme takes effect</w:t>
+            </w:r>
           </w:p>
         </w:tc>
       </w:tr>
@@ -2380,6 +2462,9 @@
             <w:pPr>
               <w:pStyle w:val="NoSpacing"/>
             </w:pPr>
+            <w:r>
+              <w:t>localStorage wrapper</w:t>
+            </w:r>
           </w:p>
         </w:tc>
         <w:tc>
@@ -2391,6 +2476,9 @@
             <w:pPr>
               <w:pStyle w:val="NoSpacing"/>
             </w:pPr>
+            <w:r>
+              <w:t>Save(key, value), load(key, value), remove(key)</w:t>
+            </w:r>
           </w:p>
         </w:tc>
       </w:tr>
@@ -2419,6 +2507,9 @@
             <w:pPr>
               <w:pStyle w:val="NoSpacing"/>
             </w:pPr>
+            <w:r>
+              <w:t>Persisting checklist</w:t>
+            </w:r>
           </w:p>
         </w:tc>
         <w:tc>
@@ -2430,6 +2521,9 @@
             <w:pPr>
               <w:pStyle w:val="NoSpacing"/>
             </w:pPr>
+            <w:r>
+              <w:t>Item text, completion state, unique IDs</w:t>
+            </w:r>
           </w:p>
         </w:tc>
       </w:tr>
@@ -2458,6 +2552,9 @@
             <w:pPr>
               <w:pStyle w:val="NoSpacing"/>
             </w:pPr>
+            <w:r>
+              <w:t>Habit data</w:t>
+            </w:r>
           </w:p>
         </w:tc>
         <w:tc>
@@ -2469,6 +2566,9 @@
             <w:pPr>
               <w:pStyle w:val="NoSpacing"/>
             </w:pPr>
+            <w:r>
+              <w:t>Habit name, active/inactive state, streak count</w:t>
+            </w:r>
           </w:p>
         </w:tc>
       </w:tr>
@@ -3731,7 +3831,6 @@
   <w:style w:type="character" w:default="1" w:styleId="DefaultParagraphFont">
     <w:name w:val="Default Paragraph Font"/>
     <w:uiPriority w:val="1"/>
-    <w:semiHidden/>
     <w:unhideWhenUsed/>
   </w:style>
   <w:style w:type="table" w:default="1" w:styleId="TableNormal">
@@ -4192,21 +4291,6 @@
 </file>
 
 <file path=customXml/item1.xml><?xml version="1.0" encoding="utf-8"?>
-<?mso-contentType ?>
-<FormTemplates xmlns="http://schemas.microsoft.com/sharepoint/v3/contenttype/forms">
-  <Display>DocumentLibraryForm</Display>
-  <Edit>DocumentLibraryForm</Edit>
-  <New>DocumentLibraryForm</New>
-</FormTemplates>
-</file>
-
-<file path=customXml/item2.xml><?xml version="1.0" encoding="utf-8"?>
-<p:properties xmlns:p="http://schemas.microsoft.com/office/2006/metadata/properties" xmlns:xsi="http://www.w3.org/2001/XMLSchema-instance" xmlns:pc="http://schemas.microsoft.com/office/infopath/2007/PartnerControls">
-  <documentManagement/>
-</p:properties>
-</file>
-
-<file path=customXml/item3.xml><?xml version="1.0" encoding="utf-8"?>
 <ct:contentTypeSchema xmlns:ct="http://schemas.microsoft.com/office/2006/metadata/contentType" xmlns:ma="http://schemas.microsoft.com/office/2006/metadata/properties/metaAttributes" ct:_="" ma:_="" ma:contentTypeName="Document" ma:contentTypeID="0x0101003C76346AFD0E164A896179F8A3CF5BCA" ma:contentTypeVersion="2" ma:contentTypeDescription="Create a new document." ma:contentTypeScope="" ma:versionID="141df0e014df6f30cf97f9d327d4cb77">
   <xsd:schema xmlns:xsd="http://www.w3.org/2001/XMLSchema" xmlns:xs="http://www.w3.org/2001/XMLSchema" xmlns:p="http://schemas.microsoft.com/office/2006/metadata/properties" xmlns:ns2="a858a2f8-06bb-467c-9041-0de76784e431" targetNamespace="http://schemas.microsoft.com/office/2006/metadata/properties" ma:root="true" ma:fieldsID="ae29bf6651c6200169aa9f8965b8a32a" ns2:_="">
     <xsd:import namespace="a858a2f8-06bb-467c-9041-0de76784e431"/>
@@ -4338,24 +4422,22 @@
 </ct:contentTypeSchema>
 </file>
 
-<file path=customXml/itemProps1.xml><?xml version="1.0" encoding="utf-8"?>
-<ds:datastoreItem xmlns:ds="http://schemas.openxmlformats.org/officeDocument/2006/customXml" ds:itemID="{D02D787C-96F3-476C-AC00-5E042564F4E3}">
-  <ds:schemaRefs>
-    <ds:schemaRef ds:uri="http://schemas.microsoft.com/sharepoint/v3/contenttype/forms"/>
-  </ds:schemaRefs>
-</ds:datastoreItem>
+<file path=customXml/item2.xml><?xml version="1.0" encoding="utf-8"?>
+<p:properties xmlns:p="http://schemas.microsoft.com/office/2006/metadata/properties" xmlns:xsi="http://www.w3.org/2001/XMLSchema-instance" xmlns:pc="http://schemas.microsoft.com/office/infopath/2007/PartnerControls">
+  <documentManagement/>
+</p:properties>
 </file>
 
-<file path=customXml/itemProps2.xml><?xml version="1.0" encoding="utf-8"?>
-<ds:datastoreItem xmlns:ds="http://schemas.openxmlformats.org/officeDocument/2006/customXml" ds:itemID="{B9AEEB80-803A-4749-92D8-ADC156A01D53}">
-  <ds:schemaRefs>
-    <ds:schemaRef ds:uri="http://schemas.microsoft.com/office/2006/metadata/properties"/>
-    <ds:schemaRef ds:uri="http://schemas.microsoft.com/office/infopath/2007/PartnerControls"/>
-  </ds:schemaRefs>
-</ds:datastoreItem>
+<file path=customXml/item3.xml><?xml version="1.0" encoding="utf-8"?>
+<?mso-contentType ?>
+<FormTemplates xmlns="http://schemas.microsoft.com/sharepoint/v3/contenttype/forms">
+  <Display>DocumentLibraryForm</Display>
+  <Edit>DocumentLibraryForm</Edit>
+  <New>DocumentLibraryForm</New>
+</FormTemplates>
 </file>
 
-<file path=customXml/itemProps3.xml><?xml version="1.0" encoding="utf-8"?>
+<file path=customXml/itemProps1.xml><?xml version="1.0" encoding="utf-8"?>
 <ds:datastoreItem xmlns:ds="http://schemas.openxmlformats.org/officeDocument/2006/customXml" ds:itemID="{8BAA337E-7A54-4158-9D91-D28F83B48D18}">
   <ds:schemaRefs>
     <ds:schemaRef ds:uri="http://schemas.microsoft.com/office/2006/metadata/contentType"/>
@@ -4371,4 +4453,21 @@
     <ds:schemaRef ds:uri="http://schemas.microsoft.com/internal/obd"/>
   </ds:schemaRefs>
 </ds:datastoreItem>
+</file>
+
+<file path=customXml/itemProps2.xml><?xml version="1.0" encoding="utf-8"?>
+<ds:datastoreItem xmlns:ds="http://schemas.openxmlformats.org/officeDocument/2006/customXml" ds:itemID="{B9AEEB80-803A-4749-92D8-ADC156A01D53}">
+  <ds:schemaRefs>
+    <ds:schemaRef ds:uri="http://schemas.microsoft.com/office/2006/metadata/properties"/>
+    <ds:schemaRef ds:uri="http://schemas.microsoft.com/office/infopath/2007/PartnerControls"/>
+  </ds:schemaRefs>
+</ds:datastoreItem>
+</file>
+
+<file path=customXml/itemProps3.xml><?xml version="1.0" encoding="utf-8"?>
+<ds:datastoreItem xmlns:ds="http://schemas.openxmlformats.org/officeDocument/2006/customXml" ds:itemID="{D02D787C-96F3-476C-AC00-5E042564F4E3}">
+  <ds:schemaRefs>
+    <ds:schemaRef ds:uri="http://schemas.microsoft.com/sharepoint/v3/contenttype/forms"/>
+  </ds:schemaRefs>
+</ds:datastoreItem>
 </file>